--- a/docs/BACKLOG DECISION REVIEW CAA 181026.docx
+++ b/docs/BACKLOG DECISION REVIEW CAA 181026.docx
@@ -23,6 +23,16 @@
     </w:p>
     <w:p>
       <w:r>
+        <w:t>See the [ConnectSphere decision register](../decisions/README.md) for the</w:t>
+      </w:r>
+    </w:p>
+    <w:p>
+      <w:r>
+        <w:t>single entry point to BDR, ADR and repository decision records.</w:t>
+      </w:r>
+    </w:p>
+    <w:p>
+      <w:r>
         <w:t>ConnectSphere Event Planning and Venue Booking System  ·  IS212 (AY 2026/27 T1)</w:t>
       </w:r>
     </w:p>
@@ -44,7 +54,7 @@
     </w:p>
     <w:p>
       <w:r>
-        <w:t>This document holds every decision behind the backlog and the evidence for it. The backlogs themselves are canonical Markdown under `docs/backlog/`; generated workbook `CONNECTSPHERE BACKLOGS CAA 161026.xlsx` contains story data, with each story carrying a Backlog Decision Reference pointing back to the entries here.</w:t>
+        <w:t>This document holds every decision behind the backlog and the evidence for it. The backlogs themselves are canonical Markdown under `docs/backlog/`; generated workbook `CONNECTSPHERE BACKLOGS CAA 181026.xlsx` contains story data, with each story carrying a Backlog Decision Reference pointing back to the entries here.</w:t>
       </w:r>
     </w:p>
     <w:p>
@@ -352,7 +362,7 @@
     </w:p>
     <w:p>
       <w:r>
-        <w:t>T-01 to T-91 — team decisions, each naming the clarification it follows from or the gap it closes.</w:t>
+        <w:t>T-01 to T-98 — team decisions, each naming the clarification it follows from or the gap it closes.</w:t>
       </w:r>
     </w:p>
     <w:p>

--- a/docs/BACKLOG DECISION REVIEW CAA 181026.docx
+++ b/docs/BACKLOG DECISION REVIEW CAA 181026.docx
@@ -80,7 +80,7 @@
     </w:p>
     <w:p>
       <w:r>
-        <w:t>as T-97 and T-98. No per-Session waitlist is added: a full selected Session</w:t>
+        <w:t>as T-98 and T-99. No per-Session waitlist is added: a full selected Session</w:t>
       </w:r>
     </w:p>
     <w:p>
@@ -362,7 +362,7 @@
     </w:p>
     <w:p>
       <w:r>
-        <w:t>T-01 to T-98 — team decisions, each naming the clarification it follows from or the gap it closes.</w:t>
+        <w:t>T-01 to T-99 — team decisions, each naming the clarification it follows from or the gap it closes.</w:t>
       </w:r>
     </w:p>
     <w:p>
@@ -15536,7 +15536,7 @@
           </w:tcPr>
           <w:p>
             <w:r>
-              <w:t>T-97</w:t>
+              <w:t>T-98</w:t>
             </w:r>
           </w:p>
         </w:tc>
@@ -15588,7 +15588,7 @@
           </w:tcPr>
           <w:p>
             <w:r>
-              <w:t>T-98</w:t>
+              <w:t>T-99</w:t>
             </w:r>
           </w:p>
         </w:tc>
@@ -18295,17 +18295,17 @@
           </w:tcPr>
           <w:p>
             <w:r>
-              <w:t>CLOSED by team decision T-97. Release 1 has no per-Session waiting list: a full selected Session follows the Pending decision path; the Event-level waitlist remains available when combined Event capacity is full and the list is enabled. This is a team-selected default, not a customer statement.</w:t>
-            </w:r>
-          </w:p>
-        </w:tc>
-        <w:tc>
-          <w:tcPr>
-            <w:tcW w:type="dxa" w:w="1728"/>
-          </w:tcPr>
-          <w:p>
-            <w:r>
-              <w:t>C-78, C-97, C-98, C-107, T-85, T-97</w:t>
+              <w:t>CLOSED by team decision T-98. Release 1 has no per-Session waiting list: a full selected Session follows the Pending decision path; the Event-level waitlist remains available when combined Event capacity is full and the list is enabled. This is a team-selected default, not a customer statement.</w:t>
+            </w:r>
+          </w:p>
+        </w:tc>
+        <w:tc>
+          <w:tcPr>
+            <w:tcW w:type="dxa" w:w="1728"/>
+          </w:tcPr>
+          <w:p>
+            <w:r>
+              <w:t>C-78, C-97, C-98, C-107, T-85, T-98</w:t>
             </w:r>
           </w:p>
         </w:tc>
@@ -18347,17 +18347,17 @@
           </w:tcPr>
           <w:p>
             <w:r>
-              <w:t>CLOSED by team decision T-98. Copy the Event's requirements and Session structure into a new draft, clear Event and Session dates/times, and do not copy venue bookings, equipment reservations or registrations. This is a team-selected default, not a customer statement.</w:t>
-            </w:r>
-          </w:p>
-        </w:tc>
-        <w:tc>
-          <w:tcPr>
-            <w:tcW w:type="dxa" w:w="1728"/>
-          </w:tcPr>
-          <w:p>
-            <w:r>
-              <w:t>C-74, C-107, T-79, T-90, T-98</w:t>
+              <w:t>CLOSED by team decision T-99. Copy the Event's requirements and Session structure into a new draft, clear Event and Session dates/times, and do not copy venue bookings, equipment reservations or registrations. This is a team-selected default, not a customer statement.</w:t>
+            </w:r>
+          </w:p>
+        </w:tc>
+        <w:tc>
+          <w:tcPr>
+            <w:tcW w:type="dxa" w:w="1728"/>
+          </w:tcPr>
+          <w:p>
+            <w:r>
+              <w:t>C-74, C-107, T-79, T-90, T-99</w:t>
             </w:r>
           </w:p>
         </w:tc>
@@ -21620,7 +21620,7 @@
     </w:p>
     <w:p>
       <w:r>
-        <w:t>Recorded T-97 and T-98, closing O-50 and O-51. E09-S02/S04 now state that a</w:t>
+        <w:t>Recorded T-98 and T-99, closing O-50 and O-51. E09-S02/S04 now state that a</w:t>
       </w:r>
     </w:p>
     <w:p>
@@ -21656,6 +21656,26 @@
     <w:p>
       <w:r>
         <w:t>Figma handoff note. These remain team decisions, not customer statements.</w:t>
+      </w:r>
+    </w:p>
+    <w:p>
+      <w:r>
+        <w:t>The 18 October entries were numbered T-98 and T-99 before merge because the</w:t>
+      </w:r>
+    </w:p>
+    <w:p>
+      <w:r>
+        <w:t>16 October PO-decision PR #293 already uses T-97. This preserves the earlier</w:t>
+      </w:r>
+    </w:p>
+    <w:p>
+      <w:r>
+        <w:t>identifier and decision date while keeping the 18 October decision wording and</w:t>
+      </w:r>
+    </w:p>
+    <w:p>
+      <w:r>
+        <w:t>date unchanged. The earlier draft identifiers in PR #316 were T-97 and T-98.</w:t>
       </w:r>
     </w:p>
     <w:p>
